--- a/ゲーム科1年/00_前期/プログラミングⅡ/07_C言語ポインタ復習問題.docx
+++ b/ゲーム科1年/00_前期/プログラミングⅡ/07_C言語ポインタ復習問題.docx
@@ -114,7 +114,27 @@
           <w:sz w:val="24"/>
           <w:szCs w:val="24"/>
         </w:rPr>
-        <w:t>c</w:t>
+        <w:t>#include &lt;</w:t>
+      </w:r>
+      <w:proofErr w:type="spellStart"/>
+      <w:r>
+        <w:rPr>
+          <w:rFonts w:ascii="ＭＳ ゴシック" w:eastAsia="ＭＳ ゴシック" w:hAnsi="ＭＳ ゴシック" w:cs="ＭＳ ゴシック"/>
+          <w:kern w:val="0"/>
+          <w:sz w:val="24"/>
+          <w:szCs w:val="24"/>
+        </w:rPr>
+        <w:t>stdio.h</w:t>
+      </w:r>
+      <w:proofErr w:type="spellEnd"/>
+      <w:r>
+        <w:rPr>
+          <w:rFonts w:ascii="ＭＳ ゴシック" w:eastAsia="ＭＳ ゴシック" w:hAnsi="ＭＳ ゴシック" w:cs="ＭＳ ゴシック"/>
+          <w:kern w:val="0"/>
+          <w:sz w:val="24"/>
+          <w:szCs w:val="24"/>
+        </w:rPr>
+        <w:t>&gt;</w:t>
       </w:r>
     </w:p>
     <w:p>
@@ -146,15 +166,6 @@
           <w:szCs w:val="24"/>
         </w:rPr>
       </w:pPr>
-      <w:r>
-        <w:rPr>
-          <w:rFonts w:ascii="ＭＳ ゴシック" w:eastAsia="ＭＳ ゴシック" w:hAnsi="ＭＳ ゴシック" w:cs="ＭＳ ゴシック"/>
-          <w:kern w:val="0"/>
-          <w:sz w:val="24"/>
-          <w:szCs w:val="24"/>
-        </w:rPr>
-        <w:t>コードをコピーする</w:t>
-      </w:r>
     </w:p>
     <w:p>
       <w:pPr>
@@ -192,27 +203,7 @@
           <w:sz w:val="24"/>
           <w:szCs w:val="24"/>
         </w:rPr>
-        <w:t>#include &lt;</w:t>
-      </w:r>
-      <w:proofErr w:type="spellStart"/>
-      <w:r>
-        <w:rPr>
-          <w:rFonts w:ascii="ＭＳ ゴシック" w:eastAsia="ＭＳ ゴシック" w:hAnsi="ＭＳ ゴシック" w:cs="ＭＳ ゴシック"/>
-          <w:kern w:val="0"/>
-          <w:sz w:val="24"/>
-          <w:szCs w:val="24"/>
-        </w:rPr>
-        <w:t>stdio.h</w:t>
-      </w:r>
-      <w:proofErr w:type="spellEnd"/>
-      <w:r>
-        <w:rPr>
-          <w:rFonts w:ascii="ＭＳ ゴシック" w:eastAsia="ＭＳ ゴシック" w:hAnsi="ＭＳ ゴシック" w:cs="ＭＳ ゴシック"/>
-          <w:kern w:val="0"/>
-          <w:sz w:val="24"/>
-          <w:szCs w:val="24"/>
-        </w:rPr>
-        <w:t>&gt;</w:t>
+        <w:t>int main() {</w:t>
       </w:r>
     </w:p>
     <w:p>
@@ -244,6 +235,15 @@
           <w:szCs w:val="24"/>
         </w:rPr>
       </w:pPr>
+      <w:r>
+        <w:rPr>
+          <w:rFonts w:ascii="ＭＳ ゴシック" w:eastAsia="ＭＳ ゴシック" w:hAnsi="ＭＳ ゴシック" w:cs="ＭＳ ゴシック"/>
+          <w:kern w:val="0"/>
+          <w:sz w:val="24"/>
+          <w:szCs w:val="24"/>
+        </w:rPr>
+        <w:t xml:space="preserve">    int a = 10;</w:t>
+      </w:r>
     </w:p>
     <w:p>
       <w:pPr>
@@ -281,7 +281,7 @@
           <w:sz w:val="24"/>
           <w:szCs w:val="24"/>
         </w:rPr>
-        <w:t>int main() {</w:t>
+        <w:t xml:space="preserve">    int *p;</w:t>
       </w:r>
     </w:p>
     <w:p>
@@ -313,14 +313,72 @@
           <w:szCs w:val="24"/>
         </w:rPr>
       </w:pPr>
-      <w:r>
-        <w:rPr>
-          <w:rFonts w:ascii="ＭＳ ゴシック" w:eastAsia="ＭＳ ゴシック" w:hAnsi="ＭＳ ゴシック" w:cs="ＭＳ ゴシック"/>
-          <w:kern w:val="0"/>
-          <w:sz w:val="24"/>
-          <w:szCs w:val="24"/>
-        </w:rPr>
-        <w:t xml:space="preserve">    int a = 10;</w:t>
+    </w:p>
+    <w:p>
+      <w:pPr>
+        <w:widowControl/>
+        <w:tabs>
+          <w:tab w:val="left" w:pos="435"/>
+          <w:tab w:val="left" w:pos="1832"/>
+          <w:tab w:val="left" w:pos="2748"/>
+          <w:tab w:val="left" w:pos="3664"/>
+          <w:tab w:val="left" w:pos="4580"/>
+          <w:tab w:val="left" w:pos="5496"/>
+          <w:tab w:val="left" w:pos="6412"/>
+          <w:tab w:val="left" w:pos="7328"/>
+          <w:tab w:val="left" w:pos="8244"/>
+          <w:tab w:val="left" w:pos="9160"/>
+          <w:tab w:val="left" w:pos="10076"/>
+          <w:tab w:val="left" w:pos="10992"/>
+          <w:tab w:val="left" w:pos="11908"/>
+          <w:tab w:val="left" w:pos="12824"/>
+          <w:tab w:val="left" w:pos="13740"/>
+          <w:tab w:val="left" w:pos="14656"/>
+        </w:tabs>
+        <w:jc w:val="left"/>
+        <w:rPr>
+          <w:rFonts w:ascii="ＭＳ ゴシック" w:eastAsia="ＭＳ ゴシック" w:hAnsi="ＭＳ ゴシック" w:cs="ＭＳ ゴシック"/>
+          <w:kern w:val="0"/>
+          <w:sz w:val="24"/>
+          <w:szCs w:val="24"/>
+        </w:rPr>
+      </w:pPr>
+      <w:r>
+        <w:rPr>
+          <w:rFonts w:ascii="ＭＳ ゴシック" w:eastAsia="ＭＳ ゴシック" w:hAnsi="ＭＳ ゴシック" w:cs="ＭＳ ゴシック"/>
+          <w:kern w:val="0"/>
+          <w:sz w:val="24"/>
+          <w:szCs w:val="24"/>
+        </w:rPr>
+        <w:tab/>
+        <w:t xml:space="preserve">// </w:t>
+      </w:r>
+      <w:r>
+        <w:rPr>
+          <w:rFonts w:ascii="ＭＳ ゴシック" w:eastAsia="ＭＳ ゴシック" w:hAnsi="ＭＳ ゴシック" w:cs="ＭＳ ゴシック" w:hint="eastAsia"/>
+          <w:kern w:val="0"/>
+          <w:sz w:val="24"/>
+          <w:szCs w:val="24"/>
+        </w:rPr>
+        <w:t>変数aのアドレスを</w:t>
+      </w:r>
+      <w:r>
+        <w:rPr>
+          <w:rFonts w:ascii="ＭＳ ゴシック" w:eastAsia="ＭＳ ゴシック" w:hAnsi="ＭＳ ゴシック" w:cs="ＭＳ ゴシック"/>
+          <w:kern w:val="0"/>
+          <w:sz w:val="24"/>
+          <w:szCs w:val="24"/>
+        </w:rPr>
+        <w:t>p</w:t>
+      </w:r>
+      <w:r>
+        <w:rPr>
+          <w:rFonts w:ascii="ＭＳ ゴシック" w:eastAsia="ＭＳ ゴシック" w:hAnsi="ＭＳ ゴシック" w:cs="ＭＳ ゴシック" w:hint="eastAsia"/>
+          <w:kern w:val="0"/>
+          <w:sz w:val="24"/>
+          <w:szCs w:val="24"/>
+        </w:rPr>
+        <w:t>に代入する</w:t>
       </w:r>
     </w:p>
     <w:p>
@@ -359,7 +417,7 @@
           <w:sz w:val="24"/>
           <w:szCs w:val="24"/>
         </w:rPr>
-        <w:t xml:space="preserve">    int *p;</w:t>
+        <w:t xml:space="preserve">    p = (1)</w:t>
       </w:r>
     </w:p>
     <w:p>
@@ -428,7 +486,27 @@
           <w:sz w:val="24"/>
           <w:szCs w:val="24"/>
         </w:rPr>
-        <w:t xml:space="preserve">    p = (1)</w:t>
+        <w:t xml:space="preserve">    </w:t>
+      </w:r>
+      <w:proofErr w:type="spellStart"/>
+      <w:r>
+        <w:rPr>
+          <w:rFonts w:ascii="ＭＳ ゴシック" w:eastAsia="ＭＳ ゴシック" w:hAnsi="ＭＳ ゴシック" w:cs="ＭＳ ゴシック"/>
+          <w:kern w:val="0"/>
+          <w:sz w:val="24"/>
+          <w:szCs w:val="24"/>
+        </w:rPr>
+        <w:t>printf</w:t>
+      </w:r>
+      <w:proofErr w:type="spellEnd"/>
+      <w:r>
+        <w:rPr>
+          <w:rFonts w:ascii="ＭＳ ゴシック" w:eastAsia="ＭＳ ゴシック" w:hAnsi="ＭＳ ゴシック" w:cs="ＭＳ ゴシック"/>
+          <w:kern w:val="0"/>
+          <w:sz w:val="24"/>
+          <w:szCs w:val="24"/>
+        </w:rPr>
+        <w:t>("aの値: %d\n", a);      // (2)</w:t>
       </w:r>
     </w:p>
     <w:p>
@@ -460,6 +538,35 @@
           <w:szCs w:val="24"/>
         </w:rPr>
       </w:pPr>
+      <w:r>
+        <w:rPr>
+          <w:rFonts w:ascii="ＭＳ ゴシック" w:eastAsia="ＭＳ ゴシック" w:hAnsi="ＭＳ ゴシック" w:cs="ＭＳ ゴシック"/>
+          <w:kern w:val="0"/>
+          <w:sz w:val="24"/>
+          <w:szCs w:val="24"/>
+        </w:rPr>
+        <w:t xml:space="preserve">    </w:t>
+      </w:r>
+      <w:proofErr w:type="spellStart"/>
+      <w:r>
+        <w:rPr>
+          <w:rFonts w:ascii="ＭＳ ゴシック" w:eastAsia="ＭＳ ゴシック" w:hAnsi="ＭＳ ゴシック" w:cs="ＭＳ ゴシック"/>
+          <w:kern w:val="0"/>
+          <w:sz w:val="24"/>
+          <w:szCs w:val="24"/>
+        </w:rPr>
+        <w:t>printf</w:t>
+      </w:r>
+      <w:proofErr w:type="spellEnd"/>
+      <w:r>
+        <w:rPr>
+          <w:rFonts w:ascii="ＭＳ ゴシック" w:eastAsia="ＭＳ ゴシック" w:hAnsi="ＭＳ ゴシック" w:cs="ＭＳ ゴシック"/>
+          <w:kern w:val="0"/>
+          <w:sz w:val="24"/>
+          <w:szCs w:val="24"/>
+        </w:rPr>
+        <w:t xml:space="preserve">("aのアドレス: %p\n", &amp;a);  </w:t>
+      </w:r>
     </w:p>
     <w:p>
       <w:pPr>
@@ -517,7 +624,25 @@
           <w:sz w:val="24"/>
           <w:szCs w:val="24"/>
         </w:rPr>
-        <w:t>("aの値: %d\n", a);      // (2)</w:t>
+        <w:t>("pが指す先の値: %d\n", *p); // (</w:t>
+      </w:r>
+      <w:r>
+        <w:rPr>
+          <w:rFonts w:ascii="ＭＳ ゴシック" w:eastAsia="ＭＳ ゴシック" w:hAnsi="ＭＳ ゴシック" w:cs="ＭＳ ゴシック"/>
+          <w:kern w:val="0"/>
+          <w:sz w:val="24"/>
+          <w:szCs w:val="24"/>
+        </w:rPr>
+        <w:t>3</w:t>
+      </w:r>
+      <w:r>
+        <w:rPr>
+          <w:rFonts w:ascii="ＭＳ ゴシック" w:eastAsia="ＭＳ ゴシック" w:hAnsi="ＭＳ ゴシック" w:cs="ＭＳ ゴシック"/>
+          <w:kern w:val="0"/>
+          <w:sz w:val="24"/>
+          <w:szCs w:val="24"/>
+        </w:rPr>
+        <w:t>)</w:t>
       </w:r>
     </w:p>
     <w:p>
@@ -576,7 +701,7 @@
           <w:sz w:val="24"/>
           <w:szCs w:val="24"/>
         </w:rPr>
-        <w:t xml:space="preserve">("aのアドレス: %p\n", &amp;a);  </w:t>
+        <w:t xml:space="preserve">("pのアドレス: %p\n", p); </w:t>
       </w:r>
     </w:p>
     <w:p>
@@ -608,53 +733,6 @@
           <w:szCs w:val="24"/>
         </w:rPr>
       </w:pPr>
-      <w:r>
-        <w:rPr>
-          <w:rFonts w:ascii="ＭＳ ゴシック" w:eastAsia="ＭＳ ゴシック" w:hAnsi="ＭＳ ゴシック" w:cs="ＭＳ ゴシック"/>
-          <w:kern w:val="0"/>
-          <w:sz w:val="24"/>
-          <w:szCs w:val="24"/>
-        </w:rPr>
-        <w:t xml:space="preserve">    </w:t>
-      </w:r>
-      <w:proofErr w:type="spellStart"/>
-      <w:r>
-        <w:rPr>
-          <w:rFonts w:ascii="ＭＳ ゴシック" w:eastAsia="ＭＳ ゴシック" w:hAnsi="ＭＳ ゴシック" w:cs="ＭＳ ゴシック"/>
-          <w:kern w:val="0"/>
-          <w:sz w:val="24"/>
-          <w:szCs w:val="24"/>
-        </w:rPr>
-        <w:t>printf</w:t>
-      </w:r>
-      <w:proofErr w:type="spellEnd"/>
-      <w:r>
-        <w:rPr>
-          <w:rFonts w:ascii="ＭＳ ゴシック" w:eastAsia="ＭＳ ゴシック" w:hAnsi="ＭＳ ゴシック" w:cs="ＭＳ ゴシック"/>
-          <w:kern w:val="0"/>
-          <w:sz w:val="24"/>
-          <w:szCs w:val="24"/>
-        </w:rPr>
-        <w:t>("pが指す先の値: %d\n", *p); // (</w:t>
-      </w:r>
-      <w:r>
-        <w:rPr>
-          <w:rFonts w:ascii="ＭＳ ゴシック" w:eastAsia="ＭＳ ゴシック" w:hAnsi="ＭＳ ゴシック" w:cs="ＭＳ ゴシック"/>
-          <w:kern w:val="0"/>
-          <w:sz w:val="24"/>
-          <w:szCs w:val="24"/>
-        </w:rPr>
-        <w:t>3</w:t>
-      </w:r>
-      <w:r>
-        <w:rPr>
-          <w:rFonts w:ascii="ＭＳ ゴシック" w:eastAsia="ＭＳ ゴシック" w:hAnsi="ＭＳ ゴシック" w:cs="ＭＳ ゴシック"/>
-          <w:kern w:val="0"/>
-          <w:sz w:val="24"/>
-          <w:szCs w:val="24"/>
-        </w:rPr>
-        <w:t>)</w:t>
-      </w:r>
     </w:p>
     <w:p>
       <w:pPr>
@@ -692,27 +770,7 @@
           <w:sz w:val="24"/>
           <w:szCs w:val="24"/>
         </w:rPr>
-        <w:t xml:space="preserve">    </w:t>
-      </w:r>
-      <w:proofErr w:type="spellStart"/>
-      <w:r>
-        <w:rPr>
-          <w:rFonts w:ascii="ＭＳ ゴシック" w:eastAsia="ＭＳ ゴシック" w:hAnsi="ＭＳ ゴシック" w:cs="ＭＳ ゴシック"/>
-          <w:kern w:val="0"/>
-          <w:sz w:val="24"/>
-          <w:szCs w:val="24"/>
-        </w:rPr>
-        <w:t>printf</w:t>
-      </w:r>
-      <w:proofErr w:type="spellEnd"/>
-      <w:r>
-        <w:rPr>
-          <w:rFonts w:ascii="ＭＳ ゴシック" w:eastAsia="ＭＳ ゴシック" w:hAnsi="ＭＳ ゴシック" w:cs="ＭＳ ゴシック"/>
-          <w:kern w:val="0"/>
-          <w:sz w:val="24"/>
-          <w:szCs w:val="24"/>
-        </w:rPr>
-        <w:t xml:space="preserve">("pのアドレス: %p\n", p); </w:t>
+        <w:t xml:space="preserve">    return 0;</w:t>
       </w:r>
     </w:p>
     <w:p>
@@ -744,6 +802,214 @@
           <w:szCs w:val="24"/>
         </w:rPr>
       </w:pPr>
+      <w:r>
+        <w:rPr>
+          <w:rFonts w:ascii="ＭＳ ゴシック" w:eastAsia="ＭＳ ゴシック" w:hAnsi="ＭＳ ゴシック" w:cs="ＭＳ ゴシック"/>
+          <w:kern w:val="0"/>
+          <w:sz w:val="24"/>
+          <w:szCs w:val="24"/>
+        </w:rPr>
+        <w:t>}</w:t>
+      </w:r>
+    </w:p>
+    <w:p>
+      <w:pPr>
+        <w:widowControl/>
+        <w:numPr>
+          <w:ilvl w:val="0"/>
+          <w:numId w:val="1"/>
+        </w:numPr>
+        <w:spacing w:before="100" w:beforeAutospacing="1" w:after="100" w:afterAutospacing="1"/>
+        <w:jc w:val="left"/>
+        <w:rPr>
+          <w:rFonts w:ascii="ＭＳ Ｐゴシック" w:eastAsia="ＭＳ Ｐゴシック" w:hAnsi="ＭＳ Ｐゴシック" w:cs="ＭＳ Ｐゴシック"/>
+          <w:kern w:val="0"/>
+          <w:sz w:val="24"/>
+          <w:szCs w:val="24"/>
+        </w:rPr>
+      </w:pPr>
+      <w:r>
+        <w:rPr>
+          <w:rFonts w:ascii="ＭＳ ゴシック" w:eastAsia="ＭＳ ゴシック" w:hAnsi="ＭＳ ゴシック" w:cs="ＭＳ ゴシック"/>
+          <w:kern w:val="0"/>
+          <w:sz w:val="24"/>
+          <w:szCs w:val="24"/>
+        </w:rPr>
+        <w:t>(1)</w:t>
+      </w:r>
+      <w:r>
+        <w:rPr>
+          <w:rFonts w:ascii="ＭＳ Ｐゴシック" w:eastAsia="ＭＳ Ｐゴシック" w:hAnsi="ＭＳ Ｐゴシック" w:cs="ＭＳ Ｐゴシック"/>
+          <w:kern w:val="0"/>
+          <w:sz w:val="24"/>
+          <w:szCs w:val="24"/>
+        </w:rPr>
+        <w:t>に入るコードを</w:t>
+      </w:r>
+      <w:r>
+        <w:rPr>
+          <w:rFonts w:ascii="ＭＳ Ｐゴシック" w:eastAsia="ＭＳ Ｐゴシック" w:hAnsi="ＭＳ Ｐゴシック" w:cs="ＭＳ Ｐゴシック" w:hint="eastAsia"/>
+          <w:kern w:val="0"/>
+          <w:sz w:val="24"/>
+          <w:szCs w:val="24"/>
+        </w:rPr>
+        <w:t>答えなさい。</w:t>
+      </w:r>
+    </w:p>
+    <w:p>
+      <w:pPr>
+        <w:widowControl/>
+        <w:numPr>
+          <w:ilvl w:val="0"/>
+          <w:numId w:val="1"/>
+        </w:numPr>
+        <w:spacing w:before="100" w:beforeAutospacing="1" w:after="100" w:afterAutospacing="1"/>
+        <w:jc w:val="left"/>
+        <w:rPr>
+          <w:rFonts w:ascii="ＭＳ Ｐゴシック" w:eastAsia="ＭＳ Ｐゴシック" w:hAnsi="ＭＳ Ｐゴシック" w:cs="ＭＳ Ｐゴシック"/>
+          <w:kern w:val="0"/>
+          <w:sz w:val="24"/>
+          <w:szCs w:val="24"/>
+        </w:rPr>
+      </w:pPr>
+      <w:r>
+        <w:rPr>
+          <w:rFonts w:ascii="ＭＳ ゴシック" w:eastAsia="ＭＳ ゴシック" w:hAnsi="ＭＳ ゴシック" w:cs="ＭＳ ゴシック"/>
+          <w:kern w:val="0"/>
+          <w:sz w:val="24"/>
+          <w:szCs w:val="24"/>
+        </w:rPr>
+        <w:t>(2)</w:t>
+      </w:r>
+      <w:r>
+        <w:rPr>
+          <w:rFonts w:ascii="ＭＳ Ｐゴシック" w:eastAsia="ＭＳ Ｐゴシック" w:hAnsi="ＭＳ Ｐゴシック" w:cs="ＭＳ Ｐゴシック"/>
+          <w:kern w:val="0"/>
+          <w:sz w:val="24"/>
+          <w:szCs w:val="24"/>
+        </w:rPr>
+        <w:t xml:space="preserve">, </w:t>
+      </w:r>
+      <w:r>
+        <w:rPr>
+          <w:rFonts w:ascii="ＭＳ ゴシック" w:eastAsia="ＭＳ ゴシック" w:hAnsi="ＭＳ ゴシック" w:cs="ＭＳ ゴシック"/>
+          <w:kern w:val="0"/>
+          <w:sz w:val="24"/>
+          <w:szCs w:val="24"/>
+        </w:rPr>
+        <w:t>(3)</w:t>
+      </w:r>
+      <w:r>
+        <w:rPr>
+          <w:rFonts w:ascii="ＭＳ Ｐゴシック" w:eastAsia="ＭＳ Ｐゴシック" w:hAnsi="ＭＳ Ｐゴシック" w:cs="ＭＳ Ｐゴシック"/>
+          <w:kern w:val="0"/>
+          <w:sz w:val="24"/>
+          <w:szCs w:val="24"/>
+        </w:rPr>
+        <w:t>の出力結果</w:t>
+      </w:r>
+      <w:r>
+        <w:rPr>
+          <w:rFonts w:ascii="ＭＳ Ｐゴシック" w:eastAsia="ＭＳ Ｐゴシック" w:hAnsi="ＭＳ Ｐゴシック" w:cs="ＭＳ Ｐゴシック" w:hint="eastAsia"/>
+          <w:kern w:val="0"/>
+          <w:sz w:val="24"/>
+          <w:szCs w:val="24"/>
+        </w:rPr>
+        <w:t>を答えなさい。</w:t>
+      </w:r>
+    </w:p>
+    <w:p>
+      <w:pPr>
+        <w:widowControl/>
+        <w:jc w:val="left"/>
+        <w:rPr>
+          <w:rFonts w:ascii="ＭＳ Ｐゴシック" w:eastAsia="ＭＳ Ｐゴシック" w:hAnsi="ＭＳ Ｐゴシック" w:cs="ＭＳ Ｐゴシック"/>
+          <w:kern w:val="0"/>
+          <w:sz w:val="24"/>
+          <w:szCs w:val="24"/>
+        </w:rPr>
+      </w:pPr>
+      <w:r>
+        <w:rPr>
+          <w:rFonts w:ascii="ＭＳ Ｐゴシック" w:eastAsia="ＭＳ Ｐゴシック" w:hAnsi="ＭＳ Ｐゴシック" w:cs="ＭＳ Ｐゴシック"/>
+          <w:kern w:val="0"/>
+          <w:sz w:val="24"/>
+          <w:szCs w:val="24"/>
+        </w:rPr>
+        <w:br w:type="page"/>
+      </w:r>
+    </w:p>
+    <w:p>
+      <w:pPr>
+        <w:widowControl/>
+        <w:jc w:val="left"/>
+        <w:rPr>
+          <w:rFonts w:ascii="ＭＳ Ｐゴシック" w:eastAsia="ＭＳ Ｐゴシック" w:hAnsi="ＭＳ Ｐゴシック" w:cs="ＭＳ Ｐゴシック"/>
+          <w:kern w:val="0"/>
+          <w:sz w:val="24"/>
+          <w:szCs w:val="24"/>
+        </w:rPr>
+      </w:pPr>
+    </w:p>
+    <w:p>
+      <w:pPr>
+        <w:widowControl/>
+        <w:spacing w:before="100" w:beforeAutospacing="1" w:after="100" w:afterAutospacing="1"/>
+        <w:jc w:val="left"/>
+        <w:outlineLvl w:val="2"/>
+        <w:rPr>
+          <w:rFonts w:ascii="ＭＳ Ｐゴシック" w:eastAsia="ＭＳ Ｐゴシック" w:hAnsi="ＭＳ Ｐゴシック" w:cs="ＭＳ Ｐゴシック"/>
+          <w:b/>
+          <w:bCs/>
+          <w:kern w:val="0"/>
+          <w:sz w:val="27"/>
+          <w:szCs w:val="27"/>
+        </w:rPr>
+      </w:pPr>
+      <w:r>
+        <w:rPr>
+          <w:rFonts w:ascii="ＭＳ Ｐゴシック" w:eastAsia="ＭＳ Ｐゴシック" w:hAnsi="ＭＳ Ｐゴシック" w:cs="ＭＳ Ｐゴシック"/>
+          <w:b/>
+          <w:bCs/>
+          <w:kern w:val="0"/>
+          <w:sz w:val="27"/>
+          <w:szCs w:val="27"/>
+        </w:rPr>
+        <w:t xml:space="preserve">問題2: </w:t>
+      </w:r>
+      <w:r>
+        <w:rPr>
+          <w:rFonts w:ascii="ＭＳ Ｐゴシック" w:eastAsia="ＭＳ Ｐゴシック" w:hAnsi="ＭＳ Ｐゴシック" w:cs="ＭＳ Ｐゴシック" w:hint="eastAsia"/>
+          <w:b/>
+          <w:bCs/>
+          <w:kern w:val="0"/>
+          <w:sz w:val="27"/>
+          <w:szCs w:val="27"/>
+        </w:rPr>
+        <w:t>配列とポインタ</w:t>
+      </w:r>
+    </w:p>
+    <w:p>
+      <w:pPr>
+        <w:widowControl/>
+        <w:spacing w:before="100" w:beforeAutospacing="1" w:after="100" w:afterAutospacing="1"/>
+        <w:jc w:val="left"/>
+        <w:rPr>
+          <w:rFonts w:ascii="ＭＳ Ｐゴシック" w:eastAsia="ＭＳ Ｐゴシック" w:hAnsi="ＭＳ Ｐゴシック" w:cs="ＭＳ Ｐゴシック"/>
+          <w:kern w:val="0"/>
+          <w:sz w:val="24"/>
+          <w:szCs w:val="24"/>
+        </w:rPr>
+      </w:pPr>
+      <w:r>
+        <w:rPr>
+          <w:rFonts w:ascii="ＭＳ Ｐゴシック" w:eastAsia="ＭＳ Ｐゴシック" w:hAnsi="ＭＳ Ｐゴシック" w:cs="ＭＳ Ｐゴシック"/>
+          <w:kern w:val="0"/>
+          <w:sz w:val="24"/>
+          <w:szCs w:val="24"/>
+        </w:rPr>
+        <w:t>次のコードの実行結果を予測してください。</w:t>
+      </w:r>
     </w:p>
     <w:p>
       <w:pPr>
@@ -781,7 +1047,27 @@
           <w:sz w:val="24"/>
           <w:szCs w:val="24"/>
         </w:rPr>
-        <w:t xml:space="preserve">    return 0;</w:t>
+        <w:t>#include &lt;</w:t>
+      </w:r>
+      <w:proofErr w:type="spellStart"/>
+      <w:r>
+        <w:rPr>
+          <w:rFonts w:ascii="ＭＳ ゴシック" w:eastAsia="ＭＳ ゴシック" w:hAnsi="ＭＳ ゴシック" w:cs="ＭＳ ゴシック"/>
+          <w:kern w:val="0"/>
+          <w:sz w:val="24"/>
+          <w:szCs w:val="24"/>
+        </w:rPr>
+        <w:t>stdio.h</w:t>
+      </w:r>
+      <w:proofErr w:type="spellEnd"/>
+      <w:r>
+        <w:rPr>
+          <w:rFonts w:ascii="ＭＳ ゴシック" w:eastAsia="ＭＳ ゴシック" w:hAnsi="ＭＳ ゴシック" w:cs="ＭＳ ゴシック"/>
+          <w:kern w:val="0"/>
+          <w:sz w:val="24"/>
+          <w:szCs w:val="24"/>
+        </w:rPr>
+        <w:t>&gt;</w:t>
       </w:r>
     </w:p>
     <w:p>
@@ -813,203 +1099,6 @@
           <w:szCs w:val="24"/>
         </w:rPr>
       </w:pPr>
-      <w:r>
-        <w:rPr>
-          <w:rFonts w:ascii="ＭＳ ゴシック" w:eastAsia="ＭＳ ゴシック" w:hAnsi="ＭＳ ゴシック" w:cs="ＭＳ ゴシック"/>
-          <w:kern w:val="0"/>
-          <w:sz w:val="24"/>
-          <w:szCs w:val="24"/>
-        </w:rPr>
-        <w:t>}</w:t>
-      </w:r>
-    </w:p>
-    <w:p>
-      <w:pPr>
-        <w:widowControl/>
-        <w:numPr>
-          <w:ilvl w:val="0"/>
-          <w:numId w:val="1"/>
-        </w:numPr>
-        <w:spacing w:before="100" w:beforeAutospacing="1" w:after="100" w:afterAutospacing="1"/>
-        <w:jc w:val="left"/>
-        <w:rPr>
-          <w:rFonts w:ascii="ＭＳ Ｐゴシック" w:eastAsia="ＭＳ Ｐゴシック" w:hAnsi="ＭＳ Ｐゴシック" w:cs="ＭＳ Ｐゴシック"/>
-          <w:kern w:val="0"/>
-          <w:sz w:val="24"/>
-          <w:szCs w:val="24"/>
-        </w:rPr>
-      </w:pPr>
-      <w:r>
-        <w:rPr>
-          <w:rFonts w:ascii="ＭＳ ゴシック" w:eastAsia="ＭＳ ゴシック" w:hAnsi="ＭＳ ゴシック" w:cs="ＭＳ ゴシック"/>
-          <w:kern w:val="0"/>
-          <w:sz w:val="24"/>
-          <w:szCs w:val="24"/>
-        </w:rPr>
-        <w:t>(1)</w:t>
-      </w:r>
-      <w:r>
-        <w:rPr>
-          <w:rFonts w:ascii="ＭＳ Ｐゴシック" w:eastAsia="ＭＳ Ｐゴシック" w:hAnsi="ＭＳ Ｐゴシック" w:cs="ＭＳ Ｐゴシック"/>
-          <w:kern w:val="0"/>
-          <w:sz w:val="24"/>
-          <w:szCs w:val="24"/>
-        </w:rPr>
-        <w:t>に入るコードを</w:t>
-      </w:r>
-      <w:r>
-        <w:rPr>
-          <w:rFonts w:ascii="ＭＳ Ｐゴシック" w:eastAsia="ＭＳ Ｐゴシック" w:hAnsi="ＭＳ Ｐゴシック" w:cs="ＭＳ Ｐゴシック" w:hint="eastAsia"/>
-          <w:kern w:val="0"/>
-          <w:sz w:val="24"/>
-          <w:szCs w:val="24"/>
-        </w:rPr>
-        <w:t>答えなさい。</w:t>
-      </w:r>
-    </w:p>
-    <w:p>
-      <w:pPr>
-        <w:widowControl/>
-        <w:numPr>
-          <w:ilvl w:val="0"/>
-          <w:numId w:val="1"/>
-        </w:numPr>
-        <w:spacing w:before="100" w:beforeAutospacing="1" w:after="100" w:afterAutospacing="1"/>
-        <w:jc w:val="left"/>
-        <w:rPr>
-          <w:rFonts w:ascii="ＭＳ Ｐゴシック" w:eastAsia="ＭＳ Ｐゴシック" w:hAnsi="ＭＳ Ｐゴシック" w:cs="ＭＳ Ｐゴシック" w:hint="eastAsia"/>
-          <w:kern w:val="0"/>
-          <w:sz w:val="24"/>
-          <w:szCs w:val="24"/>
-        </w:rPr>
-      </w:pPr>
-      <w:r>
-        <w:rPr>
-          <w:rFonts w:ascii="ＭＳ ゴシック" w:eastAsia="ＭＳ ゴシック" w:hAnsi="ＭＳ ゴシック" w:cs="ＭＳ ゴシック"/>
-          <w:kern w:val="0"/>
-          <w:sz w:val="24"/>
-          <w:szCs w:val="24"/>
-        </w:rPr>
-        <w:t>(2)</w:t>
-      </w:r>
-      <w:r>
-        <w:rPr>
-          <w:rFonts w:ascii="ＭＳ Ｐゴシック" w:eastAsia="ＭＳ Ｐゴシック" w:hAnsi="ＭＳ Ｐゴシック" w:cs="ＭＳ Ｐゴシック"/>
-          <w:kern w:val="0"/>
-          <w:sz w:val="24"/>
-          <w:szCs w:val="24"/>
-        </w:rPr>
-        <w:t xml:space="preserve">, </w:t>
-      </w:r>
-      <w:r>
-        <w:rPr>
-          <w:rFonts w:ascii="ＭＳ ゴシック" w:eastAsia="ＭＳ ゴシック" w:hAnsi="ＭＳ ゴシック" w:cs="ＭＳ ゴシック"/>
-          <w:kern w:val="0"/>
-          <w:sz w:val="24"/>
-          <w:szCs w:val="24"/>
-        </w:rPr>
-        <w:t>(3)</w:t>
-      </w:r>
-      <w:r>
-        <w:rPr>
-          <w:rFonts w:ascii="ＭＳ Ｐゴシック" w:eastAsia="ＭＳ Ｐゴシック" w:hAnsi="ＭＳ Ｐゴシック" w:cs="ＭＳ Ｐゴシック"/>
-          <w:kern w:val="0"/>
-          <w:sz w:val="24"/>
-          <w:szCs w:val="24"/>
-        </w:rPr>
-        <w:t>の出力結果</w:t>
-      </w:r>
-      <w:r>
-        <w:rPr>
-          <w:rFonts w:ascii="ＭＳ Ｐゴシック" w:eastAsia="ＭＳ Ｐゴシック" w:hAnsi="ＭＳ Ｐゴシック" w:cs="ＭＳ Ｐゴシック" w:hint="eastAsia"/>
-          <w:kern w:val="0"/>
-          <w:sz w:val="24"/>
-          <w:szCs w:val="24"/>
-        </w:rPr>
-        <w:t>を答えなさい。</w:t>
-      </w:r>
-    </w:p>
-    <w:p>
-      <w:pPr>
-        <w:widowControl/>
-        <w:jc w:val="left"/>
-        <w:rPr>
-          <w:rFonts w:ascii="ＭＳ Ｐゴシック" w:eastAsia="ＭＳ Ｐゴシック" w:hAnsi="ＭＳ Ｐゴシック" w:cs="ＭＳ Ｐゴシック" w:hint="eastAsia"/>
-          <w:kern w:val="0"/>
-          <w:sz w:val="24"/>
-          <w:szCs w:val="24"/>
-        </w:rPr>
-      </w:pPr>
-      <w:r>
-        <w:rPr>
-          <w:rFonts w:ascii="ＭＳ Ｐゴシック" w:eastAsia="ＭＳ Ｐゴシック" w:hAnsi="ＭＳ Ｐゴシック" w:cs="ＭＳ Ｐゴシック"/>
-          <w:kern w:val="0"/>
-          <w:sz w:val="24"/>
-          <w:szCs w:val="24"/>
-        </w:rPr>
-        <w:br w:type="page"/>
-      </w:r>
-    </w:p>
-    <w:p>
-      <w:pPr>
-        <w:widowControl/>
-        <w:jc w:val="left"/>
-        <w:rPr>
-          <w:rFonts w:ascii="ＭＳ Ｐゴシック" w:eastAsia="ＭＳ Ｐゴシック" w:hAnsi="ＭＳ Ｐゴシック" w:cs="ＭＳ Ｐゴシック"/>
-          <w:kern w:val="0"/>
-          <w:sz w:val="24"/>
-          <w:szCs w:val="24"/>
-        </w:rPr>
-      </w:pPr>
-    </w:p>
-    <w:p>
-      <w:pPr>
-        <w:widowControl/>
-        <w:spacing w:before="100" w:beforeAutospacing="1" w:after="100" w:afterAutospacing="1"/>
-        <w:jc w:val="left"/>
-        <w:outlineLvl w:val="2"/>
-        <w:rPr>
-          <w:rFonts w:ascii="ＭＳ Ｐゴシック" w:eastAsia="ＭＳ Ｐゴシック" w:hAnsi="ＭＳ Ｐゴシック" w:cs="ＭＳ Ｐゴシック"/>
-          <w:b/>
-          <w:bCs/>
-          <w:kern w:val="0"/>
-          <w:sz w:val="27"/>
-          <w:szCs w:val="27"/>
-        </w:rPr>
-      </w:pPr>
-      <w:r>
-        <w:rPr>
-          <w:rFonts w:ascii="ＭＳ Ｐゴシック" w:eastAsia="ＭＳ Ｐゴシック" w:hAnsi="ＭＳ Ｐゴシック" w:cs="ＭＳ Ｐゴシック"/>
-          <w:b/>
-          <w:bCs/>
-          <w:kern w:val="0"/>
-          <w:sz w:val="27"/>
-          <w:szCs w:val="27"/>
-        </w:rPr>
-        <w:t>問題2: ポインタの演算</w:t>
-      </w:r>
-    </w:p>
-    <w:p>
-      <w:pPr>
-        <w:widowControl/>
-        <w:spacing w:before="100" w:beforeAutospacing="1" w:after="100" w:afterAutospacing="1"/>
-        <w:jc w:val="left"/>
-        <w:rPr>
-          <w:rFonts w:ascii="ＭＳ Ｐゴシック" w:eastAsia="ＭＳ Ｐゴシック" w:hAnsi="ＭＳ Ｐゴシック" w:cs="ＭＳ Ｐゴシック"/>
-          <w:kern w:val="0"/>
-          <w:sz w:val="24"/>
-          <w:szCs w:val="24"/>
-        </w:rPr>
-      </w:pPr>
-      <w:r>
-        <w:rPr>
-          <w:rFonts w:ascii="ＭＳ Ｐゴシック" w:eastAsia="ＭＳ Ｐゴシック" w:hAnsi="ＭＳ Ｐゴシック" w:cs="ＭＳ Ｐゴシック"/>
-          <w:kern w:val="0"/>
-          <w:sz w:val="24"/>
-          <w:szCs w:val="24"/>
-        </w:rPr>
-        <w:t>次のコードの実行結果を予測してください。</w:t>
-      </w:r>
     </w:p>
     <w:p>
       <w:pPr>
@@ -1047,7 +1136,7 @@
           <w:sz w:val="24"/>
           <w:szCs w:val="24"/>
         </w:rPr>
-        <w:t>c</w:t>
+        <w:t>int main() {</w:t>
       </w:r>
     </w:p>
     <w:p>
@@ -1086,7 +1175,27 @@
           <w:sz w:val="24"/>
           <w:szCs w:val="24"/>
         </w:rPr>
-        <w:t>コードをコピーする</w:t>
+        <w:t xml:space="preserve">    int </w:t>
+      </w:r>
+      <w:proofErr w:type="spellStart"/>
+      <w:r>
+        <w:rPr>
+          <w:rFonts w:ascii="ＭＳ ゴシック" w:eastAsia="ＭＳ ゴシック" w:hAnsi="ＭＳ ゴシック" w:cs="ＭＳ ゴシック"/>
+          <w:kern w:val="0"/>
+          <w:sz w:val="24"/>
+          <w:szCs w:val="24"/>
+        </w:rPr>
+        <w:t>arr</w:t>
+      </w:r>
+      <w:proofErr w:type="spellEnd"/>
+      <w:r>
+        <w:rPr>
+          <w:rFonts w:ascii="ＭＳ ゴシック" w:eastAsia="ＭＳ ゴシック" w:hAnsi="ＭＳ ゴシック" w:cs="ＭＳ ゴシック"/>
+          <w:kern w:val="0"/>
+          <w:sz w:val="24"/>
+          <w:szCs w:val="24"/>
+        </w:rPr>
+        <w:t>[3] = {1, 2, 3};</w:t>
       </w:r>
     </w:p>
     <w:p>
@@ -1125,7 +1234,7 @@
           <w:sz w:val="24"/>
           <w:szCs w:val="24"/>
         </w:rPr>
-        <w:t>#include &lt;</w:t>
+        <w:t xml:space="preserve">    int *p = </w:t>
       </w:r>
       <w:proofErr w:type="spellStart"/>
       <w:r>
@@ -1135,7 +1244,7 @@
           <w:sz w:val="24"/>
           <w:szCs w:val="24"/>
         </w:rPr>
-        <w:t>stdio.h</w:t>
+        <w:t>arr</w:t>
       </w:r>
       <w:proofErr w:type="spellEnd"/>
       <w:r>
@@ -1145,7 +1254,7 @@
           <w:sz w:val="24"/>
           <w:szCs w:val="24"/>
         </w:rPr>
-        <w:t>&gt;</w:t>
+        <w:t>;</w:t>
       </w:r>
     </w:p>
     <w:p>
@@ -1214,7 +1323,45 @@
           <w:sz w:val="24"/>
           <w:szCs w:val="24"/>
         </w:rPr>
-        <w:t>int main() {</w:t>
+        <w:t xml:space="preserve">    </w:t>
+      </w:r>
+      <w:proofErr w:type="spellStart"/>
+      <w:r>
+        <w:rPr>
+          <w:rFonts w:ascii="ＭＳ ゴシック" w:eastAsia="ＭＳ ゴシック" w:hAnsi="ＭＳ ゴシック" w:cs="ＭＳ ゴシック"/>
+          <w:kern w:val="0"/>
+          <w:sz w:val="24"/>
+          <w:szCs w:val="24"/>
+        </w:rPr>
+        <w:t>printf</w:t>
+      </w:r>
+      <w:proofErr w:type="spellEnd"/>
+      <w:r>
+        <w:rPr>
+          <w:rFonts w:ascii="ＭＳ ゴシック" w:eastAsia="ＭＳ ゴシック" w:hAnsi="ＭＳ ゴシック" w:cs="ＭＳ ゴシック"/>
+          <w:kern w:val="0"/>
+          <w:sz w:val="24"/>
+          <w:szCs w:val="24"/>
+        </w:rPr>
+        <w:t>("</w:t>
+      </w:r>
+      <w:r>
+        <w:rPr>
+          <w:rFonts w:ascii="ＭＳ ゴシック" w:eastAsia="ＭＳ ゴシック" w:hAnsi="ＭＳ ゴシック" w:cs="ＭＳ ゴシック"/>
+          <w:kern w:val="0"/>
+          <w:sz w:val="24"/>
+          <w:szCs w:val="24"/>
+        </w:rPr>
+        <w:t>*p</w:t>
+      </w:r>
+      <w:r>
+        <w:rPr>
+          <w:rFonts w:ascii="ＭＳ ゴシック" w:eastAsia="ＭＳ ゴシック" w:hAnsi="ＭＳ ゴシック" w:cs="ＭＳ ゴシック"/>
+          <w:kern w:val="0"/>
+          <w:sz w:val="24"/>
+          <w:szCs w:val="24"/>
+        </w:rPr>
+        <w:t>: %d\n", *p);        // (1)</w:t>
       </w:r>
     </w:p>
     <w:p>
@@ -1253,7 +1400,7 @@
           <w:sz w:val="24"/>
           <w:szCs w:val="24"/>
         </w:rPr>
-        <w:t xml:space="preserve">    int </w:t>
+        <w:t xml:space="preserve">    </w:t>
       </w:r>
       <w:proofErr w:type="spellStart"/>
       <w:r>
@@ -1263,7 +1410,7 @@
           <w:sz w:val="24"/>
           <w:szCs w:val="24"/>
         </w:rPr>
-        <w:t>arr</w:t>
+        <w:t>printf</w:t>
       </w:r>
       <w:proofErr w:type="spellEnd"/>
       <w:r>
@@ -1273,7 +1420,25 @@
           <w:sz w:val="24"/>
           <w:szCs w:val="24"/>
         </w:rPr>
-        <w:t>[3] = {1, 2, 3};</w:t>
+        <w:t>("</w:t>
+      </w:r>
+      <w:r>
+        <w:rPr>
+          <w:rFonts w:ascii="ＭＳ ゴシック" w:eastAsia="ＭＳ ゴシック" w:hAnsi="ＭＳ ゴシック" w:cs="ＭＳ ゴシック"/>
+          <w:kern w:val="0"/>
+          <w:sz w:val="24"/>
+          <w:szCs w:val="24"/>
+        </w:rPr>
+        <w:t>*(p + 1)</w:t>
+      </w:r>
+      <w:r>
+        <w:rPr>
+          <w:rFonts w:ascii="ＭＳ ゴシック" w:eastAsia="ＭＳ ゴシック" w:hAnsi="ＭＳ ゴシック" w:cs="ＭＳ ゴシック"/>
+          <w:kern w:val="0"/>
+          <w:sz w:val="24"/>
+          <w:szCs w:val="24"/>
+        </w:rPr>
+        <w:t>: %d\n", *(p + 1));  // (2)</w:t>
       </w:r>
     </w:p>
     <w:p>
@@ -1312,7 +1477,7 @@
           <w:sz w:val="24"/>
           <w:szCs w:val="24"/>
         </w:rPr>
-        <w:t xml:space="preserve">    int *p = </w:t>
+        <w:t xml:space="preserve">    </w:t>
       </w:r>
       <w:proofErr w:type="spellStart"/>
       <w:r>
@@ -1322,7 +1487,7 @@
           <w:sz w:val="24"/>
           <w:szCs w:val="24"/>
         </w:rPr>
-        <w:t>arr</w:t>
+        <w:t>printf</w:t>
       </w:r>
       <w:proofErr w:type="spellEnd"/>
       <w:r>
@@ -1332,7 +1497,25 @@
           <w:sz w:val="24"/>
           <w:szCs w:val="24"/>
         </w:rPr>
-        <w:t>;</w:t>
+        <w:t>("</w:t>
+      </w:r>
+      <w:r>
+        <w:rPr>
+          <w:rFonts w:ascii="ＭＳ ゴシック" w:eastAsia="ＭＳ ゴシック" w:hAnsi="ＭＳ ゴシック" w:cs="ＭＳ ゴシック"/>
+          <w:kern w:val="0"/>
+          <w:sz w:val="24"/>
+          <w:szCs w:val="24"/>
+        </w:rPr>
+        <w:t>*(p + 2)</w:t>
+      </w:r>
+      <w:r>
+        <w:rPr>
+          <w:rFonts w:ascii="ＭＳ ゴシック" w:eastAsia="ＭＳ ゴシック" w:hAnsi="ＭＳ ゴシック" w:cs="ＭＳ ゴシック"/>
+          <w:kern w:val="0"/>
+          <w:sz w:val="24"/>
+          <w:szCs w:val="24"/>
+        </w:rPr>
+        <w:t>: %d\n", *(p + 2));  // (3)</w:t>
       </w:r>
     </w:p>
     <w:p>
@@ -1364,6 +1547,35 @@
           <w:szCs w:val="24"/>
         </w:rPr>
       </w:pPr>
+      <w:r>
+        <w:rPr>
+          <w:rFonts w:ascii="ＭＳ ゴシック" w:eastAsia="ＭＳ ゴシック" w:hAnsi="ＭＳ ゴシック" w:cs="ＭＳ ゴシック"/>
+          <w:kern w:val="0"/>
+          <w:sz w:val="24"/>
+          <w:szCs w:val="24"/>
+        </w:rPr>
+        <w:t xml:space="preserve">    </w:t>
+      </w:r>
+      <w:proofErr w:type="spellStart"/>
+      <w:r>
+        <w:rPr>
+          <w:rFonts w:ascii="ＭＳ ゴシック" w:eastAsia="ＭＳ ゴシック" w:hAnsi="ＭＳ ゴシック" w:cs="ＭＳ ゴシック"/>
+          <w:kern w:val="0"/>
+          <w:sz w:val="24"/>
+          <w:szCs w:val="24"/>
+        </w:rPr>
+        <w:t>printf</w:t>
+      </w:r>
+      <w:proofErr w:type="spellEnd"/>
+      <w:r>
+        <w:rPr>
+          <w:rFonts w:ascii="ＭＳ ゴシック" w:eastAsia="ＭＳ ゴシック" w:hAnsi="ＭＳ ゴシック" w:cs="ＭＳ ゴシック"/>
+          <w:kern w:val="0"/>
+          <w:sz w:val="24"/>
+          <w:szCs w:val="24"/>
+        </w:rPr>
+        <w:t>("p[1]: %d\n", p[1]);        // (4)</w:t>
+      </w:r>
     </w:p>
     <w:p>
       <w:pPr>
@@ -1394,53 +1606,6 @@
           <w:szCs w:val="24"/>
         </w:rPr>
       </w:pPr>
-      <w:r>
-        <w:rPr>
-          <w:rFonts w:ascii="ＭＳ ゴシック" w:eastAsia="ＭＳ ゴシック" w:hAnsi="ＭＳ ゴシック" w:cs="ＭＳ ゴシック"/>
-          <w:kern w:val="0"/>
-          <w:sz w:val="24"/>
-          <w:szCs w:val="24"/>
-        </w:rPr>
-        <w:t xml:space="preserve">    </w:t>
-      </w:r>
-      <w:proofErr w:type="spellStart"/>
-      <w:r>
-        <w:rPr>
-          <w:rFonts w:ascii="ＭＳ ゴシック" w:eastAsia="ＭＳ ゴシック" w:hAnsi="ＭＳ ゴシック" w:cs="ＭＳ ゴシック"/>
-          <w:kern w:val="0"/>
-          <w:sz w:val="24"/>
-          <w:szCs w:val="24"/>
-        </w:rPr>
-        <w:t>printf</w:t>
-      </w:r>
-      <w:proofErr w:type="spellEnd"/>
-      <w:r>
-        <w:rPr>
-          <w:rFonts w:ascii="ＭＳ ゴシック" w:eastAsia="ＭＳ ゴシック" w:hAnsi="ＭＳ ゴシック" w:cs="ＭＳ ゴシック"/>
-          <w:kern w:val="0"/>
-          <w:sz w:val="24"/>
-          <w:szCs w:val="24"/>
-        </w:rPr>
-        <w:t>("</w:t>
-      </w:r>
-      <w:r>
-        <w:rPr>
-          <w:rFonts w:ascii="ＭＳ ゴシック" w:eastAsia="ＭＳ ゴシック" w:hAnsi="ＭＳ ゴシック" w:cs="ＭＳ ゴシック"/>
-          <w:kern w:val="0"/>
-          <w:sz w:val="24"/>
-          <w:szCs w:val="24"/>
-        </w:rPr>
-        <w:t>*p</w:t>
-      </w:r>
-      <w:r>
-        <w:rPr>
-          <w:rFonts w:ascii="ＭＳ ゴシック" w:eastAsia="ＭＳ ゴシック" w:hAnsi="ＭＳ ゴシック" w:cs="ＭＳ ゴシック"/>
-          <w:kern w:val="0"/>
-          <w:sz w:val="24"/>
-          <w:szCs w:val="24"/>
-        </w:rPr>
-        <w:t>: %d\n", *p);        // (1)</w:t>
-      </w:r>
     </w:p>
     <w:p>
       <w:pPr>
@@ -1478,45 +1643,7 @@
           <w:sz w:val="24"/>
           <w:szCs w:val="24"/>
         </w:rPr>
-        <w:t xml:space="preserve">    </w:t>
-      </w:r>
-      <w:proofErr w:type="spellStart"/>
-      <w:r>
-        <w:rPr>
-          <w:rFonts w:ascii="ＭＳ ゴシック" w:eastAsia="ＭＳ ゴシック" w:hAnsi="ＭＳ ゴシック" w:cs="ＭＳ ゴシック"/>
-          <w:kern w:val="0"/>
-          <w:sz w:val="24"/>
-          <w:szCs w:val="24"/>
-        </w:rPr>
-        <w:t>printf</w:t>
-      </w:r>
-      <w:proofErr w:type="spellEnd"/>
-      <w:r>
-        <w:rPr>
-          <w:rFonts w:ascii="ＭＳ ゴシック" w:eastAsia="ＭＳ ゴシック" w:hAnsi="ＭＳ ゴシック" w:cs="ＭＳ ゴシック"/>
-          <w:kern w:val="0"/>
-          <w:sz w:val="24"/>
-          <w:szCs w:val="24"/>
-        </w:rPr>
-        <w:t>("</w:t>
-      </w:r>
-      <w:r>
-        <w:rPr>
-          <w:rFonts w:ascii="ＭＳ ゴシック" w:eastAsia="ＭＳ ゴシック" w:hAnsi="ＭＳ ゴシック" w:cs="ＭＳ ゴシック"/>
-          <w:kern w:val="0"/>
-          <w:sz w:val="24"/>
-          <w:szCs w:val="24"/>
-        </w:rPr>
-        <w:t>*(p + 1)</w:t>
-      </w:r>
-      <w:r>
-        <w:rPr>
-          <w:rFonts w:ascii="ＭＳ ゴシック" w:eastAsia="ＭＳ ゴシック" w:hAnsi="ＭＳ ゴシック" w:cs="ＭＳ ゴシック"/>
-          <w:kern w:val="0"/>
-          <w:sz w:val="24"/>
-          <w:szCs w:val="24"/>
-        </w:rPr>
-        <w:t>: %d\n", *(p + 1));  // (2)</w:t>
+        <w:t xml:space="preserve">    return 0;</w:t>
       </w:r>
     </w:p>
     <w:p>
@@ -1555,211 +1682,6 @@
           <w:sz w:val="24"/>
           <w:szCs w:val="24"/>
         </w:rPr>
-        <w:t xml:space="preserve">    </w:t>
-      </w:r>
-      <w:proofErr w:type="spellStart"/>
-      <w:r>
-        <w:rPr>
-          <w:rFonts w:ascii="ＭＳ ゴシック" w:eastAsia="ＭＳ ゴシック" w:hAnsi="ＭＳ ゴシック" w:cs="ＭＳ ゴシック"/>
-          <w:kern w:val="0"/>
-          <w:sz w:val="24"/>
-          <w:szCs w:val="24"/>
-        </w:rPr>
-        <w:t>printf</w:t>
-      </w:r>
-      <w:proofErr w:type="spellEnd"/>
-      <w:r>
-        <w:rPr>
-          <w:rFonts w:ascii="ＭＳ ゴシック" w:eastAsia="ＭＳ ゴシック" w:hAnsi="ＭＳ ゴシック" w:cs="ＭＳ ゴシック"/>
-          <w:kern w:val="0"/>
-          <w:sz w:val="24"/>
-          <w:szCs w:val="24"/>
-        </w:rPr>
-        <w:t>("</w:t>
-      </w:r>
-      <w:r>
-        <w:rPr>
-          <w:rFonts w:ascii="ＭＳ ゴシック" w:eastAsia="ＭＳ ゴシック" w:hAnsi="ＭＳ ゴシック" w:cs="ＭＳ ゴシック"/>
-          <w:kern w:val="0"/>
-          <w:sz w:val="24"/>
-          <w:szCs w:val="24"/>
-        </w:rPr>
-        <w:t>*(p + 2)</w:t>
-      </w:r>
-      <w:r>
-        <w:rPr>
-          <w:rFonts w:ascii="ＭＳ ゴシック" w:eastAsia="ＭＳ ゴシック" w:hAnsi="ＭＳ ゴシック" w:cs="ＭＳ ゴシック"/>
-          <w:kern w:val="0"/>
-          <w:sz w:val="24"/>
-          <w:szCs w:val="24"/>
-        </w:rPr>
-        <w:t>: %d\n", *(p + 2));  // (3)</w:t>
-      </w:r>
-    </w:p>
-    <w:p>
-      <w:pPr>
-        <w:widowControl/>
-        <w:tabs>
-          <w:tab w:val="left" w:pos="916"/>
-          <w:tab w:val="left" w:pos="1832"/>
-          <w:tab w:val="left" w:pos="2748"/>
-          <w:tab w:val="left" w:pos="3664"/>
-          <w:tab w:val="left" w:pos="4580"/>
-          <w:tab w:val="left" w:pos="5496"/>
-          <w:tab w:val="left" w:pos="6412"/>
-          <w:tab w:val="left" w:pos="7328"/>
-          <w:tab w:val="left" w:pos="8244"/>
-          <w:tab w:val="left" w:pos="9160"/>
-          <w:tab w:val="left" w:pos="10076"/>
-          <w:tab w:val="left" w:pos="10992"/>
-          <w:tab w:val="left" w:pos="11908"/>
-          <w:tab w:val="left" w:pos="12824"/>
-          <w:tab w:val="left" w:pos="13740"/>
-          <w:tab w:val="left" w:pos="14656"/>
-        </w:tabs>
-        <w:jc w:val="left"/>
-        <w:rPr>
-          <w:rFonts w:ascii="ＭＳ ゴシック" w:eastAsia="ＭＳ ゴシック" w:hAnsi="ＭＳ ゴシック" w:cs="ＭＳ ゴシック"/>
-          <w:kern w:val="0"/>
-          <w:sz w:val="24"/>
-          <w:szCs w:val="24"/>
-        </w:rPr>
-      </w:pPr>
-      <w:r>
-        <w:rPr>
-          <w:rFonts w:ascii="ＭＳ ゴシック" w:eastAsia="ＭＳ ゴシック" w:hAnsi="ＭＳ ゴシック" w:cs="ＭＳ ゴシック"/>
-          <w:kern w:val="0"/>
-          <w:sz w:val="24"/>
-          <w:szCs w:val="24"/>
-        </w:rPr>
-        <w:t xml:space="preserve">    </w:t>
-      </w:r>
-      <w:proofErr w:type="spellStart"/>
-      <w:r>
-        <w:rPr>
-          <w:rFonts w:ascii="ＭＳ ゴシック" w:eastAsia="ＭＳ ゴシック" w:hAnsi="ＭＳ ゴシック" w:cs="ＭＳ ゴシック"/>
-          <w:kern w:val="0"/>
-          <w:sz w:val="24"/>
-          <w:szCs w:val="24"/>
-        </w:rPr>
-        <w:t>printf</w:t>
-      </w:r>
-      <w:proofErr w:type="spellEnd"/>
-      <w:r>
-        <w:rPr>
-          <w:rFonts w:ascii="ＭＳ ゴシック" w:eastAsia="ＭＳ ゴシック" w:hAnsi="ＭＳ ゴシック" w:cs="ＭＳ ゴシック"/>
-          <w:kern w:val="0"/>
-          <w:sz w:val="24"/>
-          <w:szCs w:val="24"/>
-        </w:rPr>
-        <w:t>("p[1]: %d\n", p[1]);        // (4)</w:t>
-      </w:r>
-    </w:p>
-    <w:p>
-      <w:pPr>
-        <w:widowControl/>
-        <w:tabs>
-          <w:tab w:val="left" w:pos="916"/>
-          <w:tab w:val="left" w:pos="1832"/>
-          <w:tab w:val="left" w:pos="2748"/>
-          <w:tab w:val="left" w:pos="3664"/>
-          <w:tab w:val="left" w:pos="4580"/>
-          <w:tab w:val="left" w:pos="5496"/>
-          <w:tab w:val="left" w:pos="6412"/>
-          <w:tab w:val="left" w:pos="7328"/>
-          <w:tab w:val="left" w:pos="8244"/>
-          <w:tab w:val="left" w:pos="9160"/>
-          <w:tab w:val="left" w:pos="10076"/>
-          <w:tab w:val="left" w:pos="10992"/>
-          <w:tab w:val="left" w:pos="11908"/>
-          <w:tab w:val="left" w:pos="12824"/>
-          <w:tab w:val="left" w:pos="13740"/>
-          <w:tab w:val="left" w:pos="14656"/>
-        </w:tabs>
-        <w:jc w:val="left"/>
-        <w:rPr>
-          <w:rFonts w:ascii="ＭＳ ゴシック" w:eastAsia="ＭＳ ゴシック" w:hAnsi="ＭＳ ゴシック" w:cs="ＭＳ ゴシック"/>
-          <w:kern w:val="0"/>
-          <w:sz w:val="24"/>
-          <w:szCs w:val="24"/>
-        </w:rPr>
-      </w:pPr>
-    </w:p>
-    <w:p>
-      <w:pPr>
-        <w:widowControl/>
-        <w:tabs>
-          <w:tab w:val="left" w:pos="916"/>
-          <w:tab w:val="left" w:pos="1832"/>
-          <w:tab w:val="left" w:pos="2748"/>
-          <w:tab w:val="left" w:pos="3664"/>
-          <w:tab w:val="left" w:pos="4580"/>
-          <w:tab w:val="left" w:pos="5496"/>
-          <w:tab w:val="left" w:pos="6412"/>
-          <w:tab w:val="left" w:pos="7328"/>
-          <w:tab w:val="left" w:pos="8244"/>
-          <w:tab w:val="left" w:pos="9160"/>
-          <w:tab w:val="left" w:pos="10076"/>
-          <w:tab w:val="left" w:pos="10992"/>
-          <w:tab w:val="left" w:pos="11908"/>
-          <w:tab w:val="left" w:pos="12824"/>
-          <w:tab w:val="left" w:pos="13740"/>
-          <w:tab w:val="left" w:pos="14656"/>
-        </w:tabs>
-        <w:jc w:val="left"/>
-        <w:rPr>
-          <w:rFonts w:ascii="ＭＳ ゴシック" w:eastAsia="ＭＳ ゴシック" w:hAnsi="ＭＳ ゴシック" w:cs="ＭＳ ゴシック"/>
-          <w:kern w:val="0"/>
-          <w:sz w:val="24"/>
-          <w:szCs w:val="24"/>
-        </w:rPr>
-      </w:pPr>
-      <w:r>
-        <w:rPr>
-          <w:rFonts w:ascii="ＭＳ ゴシック" w:eastAsia="ＭＳ ゴシック" w:hAnsi="ＭＳ ゴシック" w:cs="ＭＳ ゴシック"/>
-          <w:kern w:val="0"/>
-          <w:sz w:val="24"/>
-          <w:szCs w:val="24"/>
-        </w:rPr>
-        <w:t xml:space="preserve">    return 0;</w:t>
-      </w:r>
-    </w:p>
-    <w:p>
-      <w:pPr>
-        <w:widowControl/>
-        <w:tabs>
-          <w:tab w:val="left" w:pos="916"/>
-          <w:tab w:val="left" w:pos="1832"/>
-          <w:tab w:val="left" w:pos="2748"/>
-          <w:tab w:val="left" w:pos="3664"/>
-          <w:tab w:val="left" w:pos="4580"/>
-          <w:tab w:val="left" w:pos="5496"/>
-          <w:tab w:val="left" w:pos="6412"/>
-          <w:tab w:val="left" w:pos="7328"/>
-          <w:tab w:val="left" w:pos="8244"/>
-          <w:tab w:val="left" w:pos="9160"/>
-          <w:tab w:val="left" w:pos="10076"/>
-          <w:tab w:val="left" w:pos="10992"/>
-          <w:tab w:val="left" w:pos="11908"/>
-          <w:tab w:val="left" w:pos="12824"/>
-          <w:tab w:val="left" w:pos="13740"/>
-          <w:tab w:val="left" w:pos="14656"/>
-        </w:tabs>
-        <w:jc w:val="left"/>
-        <w:rPr>
-          <w:rFonts w:ascii="ＭＳ ゴシック" w:eastAsia="ＭＳ ゴシック" w:hAnsi="ＭＳ ゴシック" w:cs="ＭＳ ゴシック"/>
-          <w:kern w:val="0"/>
-          <w:sz w:val="24"/>
-          <w:szCs w:val="24"/>
-        </w:rPr>
-      </w:pPr>
-      <w:r>
-        <w:rPr>
-          <w:rFonts w:ascii="ＭＳ ゴシック" w:eastAsia="ＭＳ ゴシック" w:hAnsi="ＭＳ ゴシック" w:cs="ＭＳ ゴシック"/>
-          <w:kern w:val="0"/>
-          <w:sz w:val="24"/>
-          <w:szCs w:val="24"/>
-        </w:rPr>
         <w:t>}</w:t>
       </w:r>
     </w:p>
@@ -1789,7 +1711,177 @@
         <w:t>（1）～（4）の出力結果を答えなさい</w:t>
       </w:r>
     </w:p>
+    <w:p>
+      <w:pPr>
+        <w:widowControl/>
+        <w:jc w:val="left"/>
+      </w:pPr>
+      <w:r>
+        <w:br w:type="page"/>
+      </w:r>
+    </w:p>
+    <w:p>
+      <w:pPr>
+        <w:widowControl/>
+        <w:spacing w:before="100" w:beforeAutospacing="1" w:after="100" w:afterAutospacing="1"/>
+        <w:jc w:val="left"/>
+        <w:outlineLvl w:val="2"/>
+        <w:rPr>
+          <w:rFonts w:ascii="ＭＳ Ｐゴシック" w:eastAsia="ＭＳ Ｐゴシック" w:hAnsi="ＭＳ Ｐゴシック" w:cs="ＭＳ Ｐゴシック"/>
+          <w:b/>
+          <w:bCs/>
+          <w:kern w:val="0"/>
+          <w:sz w:val="27"/>
+          <w:szCs w:val="27"/>
+        </w:rPr>
+      </w:pPr>
+      <w:r>
+        <w:rPr>
+          <w:rFonts w:ascii="ＭＳ Ｐゴシック" w:eastAsia="ＭＳ Ｐゴシック" w:hAnsi="ＭＳ Ｐゴシック" w:cs="ＭＳ Ｐゴシック"/>
+          <w:b/>
+          <w:bCs/>
+          <w:kern w:val="0"/>
+          <w:sz w:val="27"/>
+          <w:szCs w:val="27"/>
+        </w:rPr>
+        <w:lastRenderedPageBreak/>
+        <w:t>問題</w:t>
+      </w:r>
+      <w:r>
+        <w:rPr>
+          <w:rFonts w:ascii="ＭＳ Ｐゴシック" w:eastAsia="ＭＳ Ｐゴシック" w:hAnsi="ＭＳ Ｐゴシック" w:cs="ＭＳ Ｐゴシック" w:hint="eastAsia"/>
+          <w:b/>
+          <w:bCs/>
+          <w:kern w:val="0"/>
+          <w:sz w:val="27"/>
+          <w:szCs w:val="27"/>
+        </w:rPr>
+        <w:t>3</w:t>
+      </w:r>
+      <w:r>
+        <w:rPr>
+          <w:rFonts w:ascii="ＭＳ Ｐゴシック" w:eastAsia="ＭＳ Ｐゴシック" w:hAnsi="ＭＳ Ｐゴシック" w:cs="ＭＳ Ｐゴシック"/>
+          <w:b/>
+          <w:bCs/>
+          <w:kern w:val="0"/>
+          <w:sz w:val="27"/>
+          <w:szCs w:val="27"/>
+        </w:rPr>
+        <w:t xml:space="preserve">: </w:t>
+      </w:r>
+      <w:r>
+        <w:rPr>
+          <w:rFonts w:ascii="ＭＳ Ｐゴシック" w:eastAsia="ＭＳ Ｐゴシック" w:hAnsi="ＭＳ Ｐゴシック" w:cs="ＭＳ Ｐゴシック" w:hint="eastAsia"/>
+          <w:b/>
+          <w:bCs/>
+          <w:kern w:val="0"/>
+          <w:sz w:val="27"/>
+          <w:szCs w:val="27"/>
+        </w:rPr>
+        <w:t>構造体</w:t>
+      </w:r>
+      <w:r>
+        <w:rPr>
+          <w:rFonts w:ascii="ＭＳ Ｐゴシック" w:eastAsia="ＭＳ Ｐゴシック" w:hAnsi="ＭＳ Ｐゴシック" w:cs="ＭＳ Ｐゴシック" w:hint="eastAsia"/>
+          <w:b/>
+          <w:bCs/>
+          <w:kern w:val="0"/>
+          <w:sz w:val="27"/>
+          <w:szCs w:val="27"/>
+        </w:rPr>
+        <w:t>とポインタ</w:t>
+      </w:r>
+    </w:p>
     <w:p/>
+    <w:p>
+      <w:r>
+        <w:t>以下のコードにはポインタと構造体に関する誤りがあります。誤っている部分とその理由を説明し、正しいコードに修正しなさい。</w:t>
+      </w:r>
+    </w:p>
+    <w:p/>
+    <w:p>
+      <w:r>
+        <w:t>#include &lt;</w:t>
+      </w:r>
+      <w:proofErr w:type="spellStart"/>
+      <w:r>
+        <w:t>stdio.h</w:t>
+      </w:r>
+      <w:proofErr w:type="spellEnd"/>
+      <w:r>
+        <w:t>&gt;</w:t>
+      </w:r>
+    </w:p>
+    <w:p/>
+    <w:p>
+      <w:r>
+        <w:t>struct Item {</w:t>
+      </w:r>
+    </w:p>
+    <w:p>
+      <w:r>
+        <w:t xml:space="preserve">    int id;</w:t>
+      </w:r>
+    </w:p>
+    <w:p>
+      <w:r>
+        <w:t xml:space="preserve">    float price;</w:t>
+      </w:r>
+    </w:p>
+    <w:p>
+      <w:r>
+        <w:t>};</w:t>
+      </w:r>
+    </w:p>
+    <w:p/>
+    <w:p>
+      <w:r>
+        <w:t>int main() {</w:t>
+      </w:r>
+    </w:p>
+    <w:p>
+      <w:r>
+        <w:t xml:space="preserve">    Item *item;</w:t>
+      </w:r>
+    </w:p>
+    <w:p>
+      <w:r>
+        <w:t xml:space="preserve">    item-&gt;id = 5;</w:t>
+      </w:r>
+    </w:p>
+    <w:p>
+      <w:r>
+        <w:t xml:space="preserve">    item-&gt;price = 100.0;</w:t>
+      </w:r>
+    </w:p>
+    <w:p>
+      <w:r>
+        <w:t xml:space="preserve">    </w:t>
+      </w:r>
+      <w:proofErr w:type="spellStart"/>
+      <w:r>
+        <w:t>printf</w:t>
+      </w:r>
+      <w:proofErr w:type="spellEnd"/>
+      <w:r>
+        <w:t>("%d, %.2f\n", item-&gt;id, item-&gt;price);</w:t>
+      </w:r>
+    </w:p>
+    <w:p>
+      <w:r>
+        <w:t xml:space="preserve">    return 0;</w:t>
+      </w:r>
+    </w:p>
+    <w:p>
+      <w:pPr>
+        <w:rPr>
+          <w:rFonts w:hint="eastAsia"/>
+        </w:rPr>
+      </w:pPr>
+      <w:r>
+        <w:t>}</w:t>
+      </w:r>
+    </w:p>
     <w:sectPr>
       <w:pgSz w:w="11906" w:h="16838"/>
       <w:pgMar w:top="1985" w:right="1701" w:bottom="1701" w:left="1701" w:header="851" w:footer="992" w:gutter="0"/>
